--- a/src/data/cover_letters_2026-03-24/step-consulting_jobs_data-scientist_grenoble.docx
+++ b/src/data/cover_letters_2026-03-24/step-consulting_jobs_data-scientist_grenoble.docx
@@ -33,7 +33,7 @@
         <w:spacing w:after="0"/>
       </w:pPr>
       <w:r>
-        <w:t xml:space="preserve">These opportunities have allowed me to sharpen my Python skills while working with the modern data stack (check my GitHub: https://github.com/ohassanaly). I bridge the gap between those technologies and domain experts to create business value. For instance, I currently teach lectures on data warehouses and artificial intelligence at Paris Cité University to Master's students in health sciences. </w:t>
+        <w:t>These opportunities have allowed me to sharpen my Python skills while working with the modern data stack (check my GitHub: https://github.com/ohassanaly). I bridge the gap between those technologies and domain experts to create business value. In doing so, I realized that I have strong presentation and communication skills, and am very good at giving presentations to technical and executive audiences. For instance, I currently teach lectures on data warehouses and artificial intelligence at Paris Cité University to Master's students in health sciences.</w:t>
       </w:r>
     </w:p>
     <w:p>
@@ -59,7 +59,7 @@
         <w:spacing w:after="0"/>
       </w:pPr>
       <w:r>
-        <w:t>In my spare time, I stay up to date with the latest advances in my field by following the SuperDataScience podcast, as well as major tech players such as Sam Altman and Andrej Karpathy. I am currently deeply fascinated by the subject of agent-based AI and by all the use cases that harness its potential to create business value.</w:t>
+        <w:t>In my spare time, I make sure to stay up to date with the latest advances in my field by following the SuperDataScience podcast, as well as major tech players such as Sam Altman and Andrej Karpathy. I also like to sharpen my business acumen by following Matthieu Stefani's Génération do It Yourself podcast. I am currently deeply fascinated by the subject of agent-based AI and by all the use cases that harness its potential to create business value.</w:t>
       </w:r>
     </w:p>
     <w:p>
@@ -72,7 +72,7 @@
         <w:spacing w:after="0"/>
       </w:pPr>
       <w:r>
-        <w:t>Dynamic, curious, and aware of the importance of teamwork to achieve more, I combine technical expertise with presentation and communication skills. I am particularly drawn to the opportunity at your company to contribute to the development and industrialization of impactful AI models for industry leaders. The challenge of optimizing logistics flows, understanding production non-conformities, and collaborating with software developers and domain experts aligns perfectly with my skills and interests. The role's emphasis on exploring complex data, developing deep learning models, and integrating them into robust software solutions excites me greatly. I am enthusiastic about helping organizations get the most out of their data assets, and I look forward to potentially joining your innovative team in Grenoble.</w:t>
+        <w:t>Dynamic, curious, and aware of the importance of teamwork in order to achieve more, I combine technical expertise with presentation and communication skills. The opportunity to join your team as a Data Scientist / Ingénieur IA excites me, especially being involved in the design and development of impactful AI models for industry leaders. I am particularly drawn to the challenge of working with complex data, such as 3D industrial plans and technical documents, and contributing to innovative solutions in logistics optimization and production improvement. I firmly believe that human interactions help us grow, and I am enthusiastic about helping your organization to get the most out of its data assets.</w:t>
       </w:r>
     </w:p>
     <w:sectPr>
